--- a/06_可直接打开的Word版/01_计划与每日笔记__每日笔记__Day01_5月29日_绪论与SPSS入门.docx
+++ b/06_可直接打开的Word版/01_计划与每日笔记__每日笔记__Day01_5月29日_绪论与SPSS入门.docx
@@ -3,11 +3,11 @@
 <w:document xmlns:wpc="http://schemas.microsoft.com/office/word/2010/wordprocessingCanvas" xmlns:mo="http://schemas.microsoft.com/office/mac/office/2008/main" xmlns:mc="http://schemas.openxmlformats.org/markup-compatibility/2006" xmlns:mv="urn:schemas-microsoft-com:mac:vml" xmlns:o="urn:schemas-microsoft-com:office:office" xmlns:r="http://schemas.openxmlformats.org/officeDocument/2006/relationships" xmlns:m="http://schemas.openxmlformats.org/officeDocument/2006/math" xmlns:v="urn:schemas-microsoft-com:vml" xmlns:wp14="http://schemas.microsoft.com/office/word/2010/wordprocessingDrawing" xmlns:wp="http://schemas.openxmlformats.org/drawingml/2006/wordprocessingDrawing" xmlns:w10="urn:schemas-microsoft-com:office:word" xmlns:w="http://schemas.openxmlformats.org/wordprocessingml/2006/main" xmlns:w14="http://schemas.microsoft.com/office/word/2010/wordml" xmlns:wpg="http://schemas.microsoft.com/office/word/2010/wordprocessingGroup" xmlns:wpi="http://schemas.microsoft.com/office/word/2010/wordprocessingInk" xmlns:wne="http://schemas.microsoft.com/office/word/2006/wordml" xmlns:wps="http://schemas.microsoft.com/office/word/2010/wordprocessingShape" mc:Ignorable="w14 wp14">
   <w:body>
     <w:p>
-      <w:pPr>
-        <w:pStyle w:val="Heading1"/>
-      </w:pPr>
       <w:r>
-        <w:t>Day01：2026年5月29日 周五 绪论与 SPSS 入门</w:t>
+        <w:rPr>
+          <w:rFonts w:ascii="Microsoft YaHei" w:hAnsi="Microsoft YaHei" w:eastAsia="Microsoft YaHei"/>
+        </w:rPr>
+        <w:t>﻿# Day01：2026年5月29日 周五 绪论与 SPSS 入门</w:t>
       </w:r>
     </w:p>
     <w:p/>
@@ -27,7 +27,6 @@
       <w:r>
         <w:rPr>
           <w:rFonts w:ascii="Microsoft YaHei" w:hAnsi="Microsoft YaHei" w:eastAsia="Microsoft YaHei"/>
-          <w:sz w:val="22"/>
         </w:rPr>
         <w:t>完成“绪论”10道选择题。</w:t>
       </w:r>
@@ -39,7 +38,6 @@
       <w:r>
         <w:rPr>
           <w:rFonts w:ascii="Microsoft YaHei" w:hAnsi="Microsoft YaHei" w:eastAsia="Microsoft YaHei"/>
-          <w:sz w:val="22"/>
         </w:rPr>
         <w:t>掌握总体、样本、参数、统计量、同质、随机、抽样误差、系统误差、概率。</w:t>
       </w:r>
@@ -51,7 +49,6 @@
       <w:r>
         <w:rPr>
           <w:rFonts w:ascii="Microsoft YaHei" w:hAnsi="Microsoft YaHei" w:eastAsia="Microsoft YaHei"/>
-          <w:sz w:val="22"/>
         </w:rPr>
         <w:t>熟悉 SPSS 的数据视图、变量视图、变量标签、值标签和 Measure。</w:t>
       </w:r>
@@ -70,7 +67,6 @@
       <w:r>
         <w:rPr>
           <w:rFonts w:ascii="Microsoft YaHei" w:hAnsi="Microsoft YaHei" w:eastAsia="Microsoft YaHei"/>
-          <w:sz w:val="22"/>
         </w:rPr>
         <w:t>错题：第2、4、7、8、10题。</w:t>
       </w:r>
@@ -79,7 +75,6 @@
       <w:r>
         <w:rPr>
           <w:rFonts w:ascii="Microsoft YaHei" w:hAnsi="Microsoft YaHei" w:eastAsia="Microsoft YaHei"/>
-          <w:sz w:val="22"/>
         </w:rPr>
         <w:t>详细错题整理见：`选择题错题/Day01_绪论错题.md`</w:t>
       </w:r>
@@ -89,7 +84,6 @@
       <w:r>
         <w:rPr>
           <w:rFonts w:ascii="Microsoft YaHei" w:hAnsi="Microsoft YaHei" w:eastAsia="Microsoft YaHei"/>
-          <w:sz w:val="22"/>
         </w:rPr>
         <w:t>核心提醒：</w:t>
       </w:r>
@@ -102,7 +96,6 @@
       <w:r>
         <w:rPr>
           <w:rFonts w:ascii="Microsoft YaHei" w:hAnsi="Microsoft YaHei" w:eastAsia="Microsoft YaHei"/>
-          <w:sz w:val="22"/>
         </w:rPr>
         <w:t>同质不是完全相同，而是影响研究指标的主要因素相同或相近。</w:t>
       </w:r>
@@ -114,7 +107,6 @@
       <w:r>
         <w:rPr>
           <w:rFonts w:ascii="Microsoft YaHei" w:hAnsi="Microsoft YaHei" w:eastAsia="Microsoft YaHei"/>
-          <w:sz w:val="22"/>
         </w:rPr>
         <w:t>抽样误差是样本统计量与总体参数之间的差异。</w:t>
       </w:r>
@@ -126,7 +118,6 @@
       <w:r>
         <w:rPr>
           <w:rFonts w:ascii="Microsoft YaHei" w:hAnsi="Microsoft YaHei" w:eastAsia="Microsoft YaHei"/>
-          <w:sz w:val="22"/>
         </w:rPr>
         <w:t>概率描述随机事件发生可能性的大小，不说“强度”。</w:t>
       </w:r>
@@ -138,7 +129,6 @@
       <w:r>
         <w:rPr>
           <w:rFonts w:ascii="Microsoft YaHei" w:hAnsi="Microsoft YaHei" w:eastAsia="Microsoft YaHei"/>
-          <w:sz w:val="22"/>
         </w:rPr>
         <w:t>系统误差可通过设计和质量控制减少或避免；测量误差和抽样误差通常难以完全避免。</w:t>
       </w:r>
@@ -150,7 +140,6 @@
       <w:r>
         <w:rPr>
           <w:rFonts w:ascii="Microsoft YaHei" w:hAnsi="Microsoft YaHei" w:eastAsia="Microsoft YaHei"/>
-          <w:sz w:val="22"/>
         </w:rPr>
         <w:t>统计工作步骤是：研究设计、搜集资料、整理资料、分析资料。</w:t>
       </w:r>
@@ -172,7 +161,6 @@
       <w:r>
         <w:rPr>
           <w:rFonts w:ascii="Microsoft YaHei" w:hAnsi="Microsoft YaHei" w:eastAsia="Microsoft YaHei"/>
-          <w:sz w:val="22"/>
         </w:rPr>
         <w:t>数据视图：一行一个研究对象，一列一个变量。</w:t>
       </w:r>
@@ -184,7 +172,6 @@
       <w:r>
         <w:rPr>
           <w:rFonts w:ascii="Microsoft YaHei" w:hAnsi="Microsoft YaHei" w:eastAsia="Microsoft YaHei"/>
-          <w:sz w:val="22"/>
         </w:rPr>
         <w:t>变量视图：定义变量属性。</w:t>
       </w:r>
@@ -196,7 +183,6 @@
       <w:r>
         <w:rPr>
           <w:rFonts w:ascii="Microsoft YaHei" w:hAnsi="Microsoft YaHei" w:eastAsia="Microsoft YaHei"/>
-          <w:sz w:val="22"/>
         </w:rPr>
         <w:t>变量标签：变量的中文说明。</w:t>
       </w:r>
@@ -208,7 +194,6 @@
       <w:r>
         <w:rPr>
           <w:rFonts w:ascii="Microsoft YaHei" w:hAnsi="Microsoft YaHei" w:eastAsia="Microsoft YaHei"/>
-          <w:sz w:val="22"/>
         </w:rPr>
         <w:t>值标签：分类变量的数字编码解释，例如 1=男，2=女。</w:t>
       </w:r>
@@ -220,36 +205,41 @@
       <w:r>
         <w:rPr>
           <w:rFonts w:ascii="Microsoft YaHei" w:hAnsi="Microsoft YaHei" w:eastAsia="Microsoft YaHei"/>
-          <w:sz w:val="22"/>
         </w:rPr>
         <w:t>Measure：</w:t>
       </w:r>
     </w:p>
     <w:p>
+      <w:pPr>
+        <w:pStyle w:val="ListBullet"/>
+      </w:pPr>
       <w:r>
         <w:rPr>
           <w:rFonts w:ascii="Microsoft YaHei" w:hAnsi="Microsoft YaHei" w:eastAsia="Microsoft YaHei"/>
-          <w:sz w:val="22"/>
         </w:rPr>
-        <w:t xml:space="preserve">  - Scale = 计量资料。</w:t>
+        <w:t>Scale = 计量资料。</w:t>
       </w:r>
     </w:p>
     <w:p>
+      <w:pPr>
+        <w:pStyle w:val="ListBullet"/>
+      </w:pPr>
       <w:r>
         <w:rPr>
           <w:rFonts w:ascii="Microsoft YaHei" w:hAnsi="Microsoft YaHei" w:eastAsia="Microsoft YaHei"/>
-          <w:sz w:val="22"/>
         </w:rPr>
-        <w:t xml:space="preserve">  - Nominal = 无序分类资料。</w:t>
+        <w:t>Nominal = 无序分类资料。</w:t>
       </w:r>
     </w:p>
     <w:p>
+      <w:pPr>
+        <w:pStyle w:val="ListBullet"/>
+      </w:pPr>
       <w:r>
         <w:rPr>
           <w:rFonts w:ascii="Microsoft YaHei" w:hAnsi="Microsoft YaHei" w:eastAsia="Microsoft YaHei"/>
-          <w:sz w:val="22"/>
         </w:rPr>
-        <w:t xml:space="preserve">  - Ordinal = 等级资料。</w:t>
+        <w:t>Ordinal = 等级资料。</w:t>
       </w:r>
     </w:p>
     <w:p/>
@@ -269,7 +259,6 @@
       <w:r>
         <w:rPr>
           <w:rFonts w:ascii="Microsoft YaHei" w:hAnsi="Microsoft YaHei" w:eastAsia="Microsoft YaHei"/>
-          <w:sz w:val="22"/>
         </w:rPr>
         <w:t>样本统计量推总体参数。</w:t>
       </w:r>
@@ -281,7 +270,6 @@
       <w:r>
         <w:rPr>
           <w:rFonts w:ascii="Microsoft YaHei" w:hAnsi="Microsoft YaHei" w:eastAsia="Microsoft YaHei"/>
-          <w:sz w:val="22"/>
         </w:rPr>
         <w:t>抽样误差 = 样本统计量与总体参数之差。</w:t>
       </w:r>
@@ -293,7 +281,6 @@
       <w:r>
         <w:rPr>
           <w:rFonts w:ascii="Microsoft YaHei" w:hAnsi="Microsoft YaHei" w:eastAsia="Microsoft YaHei"/>
-          <w:sz w:val="22"/>
         </w:rPr>
         <w:t>统计工作四步 = 设计、搜集、整理、分析。</w:t>
       </w:r>
@@ -305,7 +292,6 @@
       <w:r>
         <w:rPr>
           <w:rFonts w:ascii="Microsoft YaHei" w:hAnsi="Microsoft YaHei" w:eastAsia="Microsoft YaHei"/>
-          <w:sz w:val="22"/>
         </w:rPr>
         <w:t>统计分析两块 = 统计描述 + 统计推断。</w:t>
       </w:r>
@@ -317,7 +303,6 @@
       <w:r>
         <w:rPr>
           <w:rFonts w:ascii="Microsoft YaHei" w:hAnsi="Microsoft YaHei" w:eastAsia="Microsoft YaHei"/>
-          <w:sz w:val="22"/>
         </w:rPr>
         <w:t>SPSS Measure：Scale 计量，Nominal 无序分类，Ordinal 等级。</w:t>
       </w:r>
@@ -698,7 +683,7 @@
     <w:rsid w:val="00FC693F"/>
     <w:rPr>
       <w:rFonts w:ascii="Microsoft YaHei" w:hAnsi="Microsoft YaHei" w:eastAsia="Microsoft YaHei"/>
-      <w:sz w:val="22"/>
+      <w:sz w:val="21"/>
     </w:rPr>
   </w:style>
   <w:style w:type="paragraph" w:styleId="Header">
